--- a/data/exports/kcet-work-energy-and-power_revision_notes.docx
+++ b/data/exports/kcet-work-energy-and-power_revision_notes.docx
@@ -164,10 +164,10 @@
             <w:r>
               <w:rPr>
                 <w:b/>
-                <w:color w:val="2B6CB0"/>
+                <w:color w:val="718096"/>
                 <w:sz w:val="19"/>
               </w:rPr>
-              <w:t>High</w:t>
+              <w:t>Moderate</w:t>
             </w:r>
           </w:p>
         </w:tc>
@@ -189,7 +189,7 @@
                 <w:color w:val="2D3748"/>
                 <w:sz w:val="19"/>
               </w:rPr>
-              <w:t>Kcet Work Energy And Power - Core Application</w:t>
+              <w:t>Work-Energy Theorem &amp; Conservative Forces</w:t>
             </w:r>
           </w:p>
         </w:tc>
@@ -209,7 +209,7 @@
               <w:rPr>
                 <w:sz w:val="19"/>
               </w:rPr>
-              <w:t>9 PYQs</w:t>
+              <w:t>7 PYQs</w:t>
             </w:r>
           </w:p>
         </w:tc>
@@ -230,7 +230,94 @@
                 <w:color w:val="718096"/>
                 <w:sz w:val="19"/>
               </w:rPr>
-              <w:t>General Concept</w:t>
+              <w:t>Work &amp; Energy</w:t>
+            </w:r>
+          </w:p>
+        </w:tc>
+      </w:tr>
+      <w:tr>
+        <w:tc>
+          <w:tcPr>
+            <w:tcW w:type="dxa" w:w="2160"/>
+            <w:shd w:fill="FFFFFF"/>
+            <w:tcMar>
+              <w:top w:w="80" w:type="dxa"/>
+              <w:bottom w:w="80" w:type="dxa"/>
+              <w:left w:w="150" w:type="dxa"/>
+              <w:right w:w="150" w:type="dxa"/>
+            </w:tcMar>
+          </w:tcPr>
+          <w:p>
+            <w:r>
+              <w:rPr>
+                <w:b/>
+                <w:color w:val="718096"/>
+                <w:sz w:val="19"/>
+              </w:rPr>
+              <w:t>Moderate</w:t>
+            </w:r>
+          </w:p>
+        </w:tc>
+        <w:tc>
+          <w:tcPr>
+            <w:tcW w:type="dxa" w:w="4320"/>
+            <w:shd w:fill="FFFFFF"/>
+            <w:tcMar>
+              <w:top w:w="80" w:type="dxa"/>
+              <w:bottom w:w="80" w:type="dxa"/>
+              <w:left w:w="150" w:type="dxa"/>
+              <w:right w:w="150" w:type="dxa"/>
+            </w:tcMar>
+          </w:tcPr>
+          <w:p>
+            <w:r>
+              <w:rPr>
+                <w:b/>
+                <w:color w:val="2D3748"/>
+                <w:sz w:val="19"/>
+              </w:rPr>
+              <w:t>Power &amp; Collisions (Elastic &amp; Inelastic)</w:t>
+            </w:r>
+          </w:p>
+        </w:tc>
+        <w:tc>
+          <w:tcPr>
+            <w:tcW w:type="dxa" w:w="1728"/>
+            <w:shd w:fill="FFFFFF"/>
+            <w:tcMar>
+              <w:top w:w="80" w:type="dxa"/>
+              <w:bottom w:w="80" w:type="dxa"/>
+              <w:left w:w="150" w:type="dxa"/>
+              <w:right w:w="150" w:type="dxa"/>
+            </w:tcMar>
+          </w:tcPr>
+          <w:p>
+            <w:r>
+              <w:rPr>
+                <w:sz w:val="19"/>
+              </w:rPr>
+              <w:t>4 PYQs</w:t>
+            </w:r>
+          </w:p>
+        </w:tc>
+        <w:tc>
+          <w:tcPr>
+            <w:tcW w:type="dxa" w:w="1872"/>
+            <w:shd w:fill="FFFFFF"/>
+            <w:tcMar>
+              <w:top w:w="80" w:type="dxa"/>
+              <w:bottom w:w="80" w:type="dxa"/>
+              <w:left w:w="150" w:type="dxa"/>
+              <w:right w:w="150" w:type="dxa"/>
+            </w:tcMar>
+          </w:tcPr>
+          <w:p>
+            <w:r>
+              <w:rPr>
+                <w:color w:val="718096"/>
+                <w:sz w:val="19"/>
+              </w:rPr>
+              <w:t>Collisions &amp; Power</w:t>
             </w:r>
           </w:p>
         </w:tc>
@@ -311,6 +398,98 @@
           </w:p>
         </w:tc>
       </w:tr>
+      <w:tr>
+        <w:tc>
+          <w:tcPr>
+            <w:tcW w:type="dxa" w:w="3600"/>
+            <w:shd w:fill="F7FAFC"/>
+            <w:tcMar>
+              <w:top w:w="100" w:type="dxa"/>
+              <w:bottom w:w="100" w:type="dxa"/>
+              <w:left w:w="150" w:type="dxa"/>
+              <w:right w:w="150" w:type="dxa"/>
+            </w:tcMar>
+          </w:tcPr>
+          <w:p>
+            <w:r>
+              <w:rPr>
+                <w:b/>
+                <w:color w:val="1A365D"/>
+                <w:sz w:val="19"/>
+              </w:rPr>
+              <w:t>Work-Energy Theorem &amp; Conservative Forces</w:t>
+            </w:r>
+          </w:p>
+        </w:tc>
+        <w:tc>
+          <w:tcPr>
+            <w:tcW w:type="dxa" w:w="6480"/>
+            <w:shd w:fill="F7FAFC"/>
+            <w:tcMar>
+              <w:top w:w="100" w:type="dxa"/>
+              <w:bottom w:w="100" w:type="dxa"/>
+              <w:left w:w="150" w:type="dxa"/>
+              <w:right w:w="150" w:type="dxa"/>
+            </w:tcMar>
+          </w:tcPr>
+          <w:p>
+            <w:r>
+              <w:rPr>
+                <w:rFonts w:ascii="Cambria Math" w:hAnsi="Cambria Math"/>
+                <w:color w:val="2D3748"/>
+                <w:sz w:val="19"/>
+              </w:rPr>
+              <w:t>W_{\text{net}} = \Delta K, \quad W_{\text{ext}} = \Delta K + \Delta U, \quad F = -\frac{dU}{dx}, \quad U_{\text{spring}} = \frac{1}{2}kx^2</w:t>
+            </w:r>
+          </w:p>
+        </w:tc>
+      </w:tr>
+      <w:tr>
+        <w:tc>
+          <w:tcPr>
+            <w:tcW w:type="dxa" w:w="3600"/>
+            <w:shd w:fill="FFFFFF"/>
+            <w:tcMar>
+              <w:top w:w="100" w:type="dxa"/>
+              <w:bottom w:w="100" w:type="dxa"/>
+              <w:left w:w="150" w:type="dxa"/>
+              <w:right w:w="150" w:type="dxa"/>
+            </w:tcMar>
+          </w:tcPr>
+          <w:p>
+            <w:r>
+              <w:rPr>
+                <w:b/>
+                <w:color w:val="1A365D"/>
+                <w:sz w:val="19"/>
+              </w:rPr>
+              <w:t>Power &amp; Collisions (Elastic &amp; Inelastic)</w:t>
+            </w:r>
+          </w:p>
+        </w:tc>
+        <w:tc>
+          <w:tcPr>
+            <w:tcW w:type="dxa" w:w="6480"/>
+            <w:shd w:fill="FFFFFF"/>
+            <w:tcMar>
+              <w:top w:w="100" w:type="dxa"/>
+              <w:bottom w:w="100" w:type="dxa"/>
+              <w:left w:w="150" w:type="dxa"/>
+              <w:right w:w="150" w:type="dxa"/>
+            </w:tcMar>
+          </w:tcPr>
+          <w:p>
+            <w:r>
+              <w:rPr>
+                <w:rFonts w:ascii="Cambria Math" w:hAnsi="Cambria Math"/>
+                <w:color w:val="2D3748"/>
+                <w:sz w:val="19"/>
+              </w:rPr>
+              <w:t>P = \vec{F} \cdot \vec{v} = \frac{dW}{dt}, \quad e = \frac{v_2 - v_1}{u_1 - u_2}, \quad \Delta K_{\text{loss}} = \frac{m_1 m_2}{2(m_1 + m_2)}(1 - e^2)(u_1 - u_2)^2</w:t>
+            </w:r>
+          </w:p>
+        </w:tc>
+      </w:tr>
     </w:tbl>
     <w:p>
       <w:pPr>
@@ -338,7 +517,7 @@
           <w:color w:val="2B6CB0"/>
           <w:sz w:val="24"/>
         </w:rPr>
-        <w:t>3.1 Kcet Work Energy And Power - Core Application (High Yield — 9 PYQs)</w:t>
+        <w:t>3.1 Work-Energy Theorem &amp; Conservative Forces (Moderate Yield — 7 PYQs)</w:t>
       </w:r>
     </w:p>
     <w:p>
@@ -353,7 +532,7 @@
         <w:rPr>
           <w:sz w:val="20"/>
         </w:rPr>
-        <w:t>Key problem pattern in Kcet Work Energy And Power.</w:t>
+        <w:t>Work-energy theorem relating net work to change in kinetic energy, and potential energy gradients for conservative forces.</w:t>
       </w:r>
     </w:p>
     <w:tbl>
@@ -391,7 +570,7 @@
                 <w:color w:val="2D3748"/>
                 <w:sz w:val="19"/>
               </w:rPr>
-              <w:t>Watch for algebraic and sign errors.</w:t>
+              <w:t>Work done by static friction on a pure-rolling body is strictly ZERO because the point of contact is instantaneously at rest.</w:t>
             </w:r>
           </w:p>
         </w:tc>
@@ -432,7 +611,7 @@
                 <w:color w:val="2D3748"/>
                 <w:sz w:val="19"/>
               </w:rPr>
-              <w:t>Verify dimensions and boundary conditions.</w:t>
+              <w:t>Stable equilibrium occurs where (dU / dx) = 0 and (d^2U / dx^2) &gt; 0 (local potential minimum).</w:t>
             </w:r>
           </w:p>
         </w:tc>
@@ -522,6 +701,214 @@
           <w:sz w:val="18"/>
         </w:rPr>
         <w:t xml:space="preserve">"A body of mass 0.25 kg travels along a straight line from x=0 to x=2m with a speed v=kx^3/2 where k =2SI units. The work done by..."  </w:t>
+      </w:r>
+      <w:r>
+        <w:rPr>
+          <w:b/>
+          <w:color w:val="2B6CB0"/>
+          <w:sz w:val="18"/>
+        </w:rPr>
+        <w:t>[Ans: N/A]</w:t>
+      </w:r>
+    </w:p>
+    <w:p>
+      <w:pPr>
+        <w:spacing w:after="120"/>
+      </w:pPr>
+    </w:p>
+    <w:p>
+      <w:pPr>
+        <w:pStyle w:val="Heading2"/>
+      </w:pPr>
+      <w:r>
+        <w:rPr>
+          <w:color w:val="2B6CB0"/>
+          <w:sz w:val="24"/>
+        </w:rPr>
+        <w:t>3.2 Power &amp; Collisions (Elastic &amp; Inelastic) (Moderate Yield — 4 PYQs)</w:t>
+      </w:r>
+    </w:p>
+    <w:p>
+      <w:r>
+        <w:rPr>
+          <w:b/>
+          <w:sz w:val="20"/>
+        </w:rPr>
+        <w:t xml:space="preserve">Core Principle: </w:t>
+      </w:r>
+      <w:r>
+        <w:rPr>
+          <w:sz w:val="20"/>
+        </w:rPr>
+        <w:t>Instantaneous power delivery, linear momentum conservation, and coefficient of restitution in 1D and 2D impacts.</w:t>
+      </w:r>
+    </w:p>
+    <w:tbl>
+      <w:tblPr>
+        <w:tblW w:type="auto" w:w="0"/>
+        <w:jc w:val="center"/>
+        <w:tblLook w:firstColumn="1" w:firstRow="1" w:lastColumn="0" w:lastRow="0" w:noHBand="0" w:noVBand="1" w:val="04A0"/>
+      </w:tblPr>
+      <w:tblGrid>
+        <w:gridCol w:w="10080"/>
+      </w:tblGrid>
+      <w:tr>
+        <w:tc>
+          <w:tcPr>
+            <w:tcW w:type="dxa" w:w="10080"/>
+            <w:shd w:fill="FFF5F5"/>
+            <w:tcMar>
+              <w:top w:w="100" w:type="dxa"/>
+              <w:bottom w:w="100" w:type="dxa"/>
+              <w:left w:w="150" w:type="dxa"/>
+              <w:right w:w="150" w:type="dxa"/>
+            </w:tcMar>
+          </w:tcPr>
+          <w:p>
+            <w:r>
+              <w:rPr>
+                <w:b/>
+                <w:color w:val="C53030"/>
+                <w:sz w:val="19"/>
+              </w:rPr>
+              <w:t xml:space="preserve">⚠️ Common Trap / JEE Pitfall: </w:t>
+            </w:r>
+            <w:r>
+              <w:rPr>
+                <w:color w:val="2D3748"/>
+                <w:sz w:val="19"/>
+              </w:rPr>
+              <w:t>In perfectly inelastic collisions (e = 0), momentum is conserved, but kinetic energy is NOT conserved.</w:t>
+            </w:r>
+          </w:p>
+        </w:tc>
+      </w:tr>
+    </w:tbl>
+    <w:tbl>
+      <w:tblPr>
+        <w:tblW w:type="auto" w:w="0"/>
+        <w:jc w:val="center"/>
+        <w:tblLook w:firstColumn="1" w:firstRow="1" w:lastColumn="0" w:lastRow="0" w:noHBand="0" w:noVBand="1" w:val="04A0"/>
+      </w:tblPr>
+      <w:tblGrid>
+        <w:gridCol w:w="10080"/>
+      </w:tblGrid>
+      <w:tr>
+        <w:tc>
+          <w:tcPr>
+            <w:tcW w:type="dxa" w:w="10080"/>
+            <w:shd w:fill="F0FFF4"/>
+            <w:tcMar>
+              <w:top w:w="100" w:type="dxa"/>
+              <w:bottom w:w="100" w:type="dxa"/>
+              <w:left w:w="150" w:type="dxa"/>
+              <w:right w:w="150" w:type="dxa"/>
+            </w:tcMar>
+          </w:tcPr>
+          <w:p>
+            <w:r>
+              <w:rPr>
+                <w:b/>
+                <w:color w:val="276749"/>
+                <w:sz w:val="19"/>
+              </w:rPr>
+              <w:t xml:space="preserve">💡 Speed Hack / Trick: </w:t>
+            </w:r>
+            <w:r>
+              <w:rPr>
+                <w:color w:val="2D3748"/>
+                <w:sz w:val="19"/>
+              </w:rPr>
+              <w:t>For two equal masses undergoing head-on elastic collision (e = 1), they completely exchange velocities.</w:t>
+            </w:r>
+          </w:p>
+        </w:tc>
+      </w:tr>
+    </w:tbl>
+    <w:p>
+      <w:pPr>
+        <w:spacing w:before="120" w:after="40"/>
+      </w:pPr>
+      <w:r>
+        <w:rPr>
+          <w:b/>
+          <w:color w:val="1A365D"/>
+          <w:sz w:val="19"/>
+        </w:rPr>
+        <w:t>Source PYQs testing this concept:</w:t>
+      </w:r>
+    </w:p>
+    <w:p>
+      <w:pPr>
+        <w:pStyle w:val="ListBullet"/>
+        <w:spacing w:after="40"/>
+      </w:pPr>
+      <w:r>
+        <w:rPr>
+          <w:b/>
+          <w:sz w:val="18"/>
+        </w:rPr>
+        <w:t xml:space="preserve">[2024 Shift] Q#4 (MCQ): </w:t>
+      </w:r>
+      <w:r>
+        <w:rPr>
+          <w:sz w:val="18"/>
+        </w:rPr>
+        <w:t xml:space="preserve">"A particle of mass 500 g is at rest. It is free to move along a straight line. The power delivered to the particle varies with time accordin..."  </w:t>
+      </w:r>
+      <w:r>
+        <w:rPr>
+          <w:b/>
+          <w:color w:val="2B6CB0"/>
+          <w:sz w:val="18"/>
+        </w:rPr>
+        <w:t>[Ans: N/A]</w:t>
+      </w:r>
+    </w:p>
+    <w:p>
+      <w:pPr>
+        <w:pStyle w:val="ListBullet"/>
+        <w:spacing w:after="40"/>
+      </w:pPr>
+      <w:r>
+        <w:rPr>
+          <w:b/>
+          <w:sz w:val="18"/>
+        </w:rPr>
+        <w:t xml:space="preserve">[2023 Shift] Q#1 (MCQ): </w:t>
+      </w:r>
+      <w:r>
+        <w:rPr>
+          <w:sz w:val="18"/>
+        </w:rPr>
+        <w:t xml:space="preserve">"A ball of mass 0.2kg is thrown vertically down from a height of 10m . It collides with the floor and loses 50% of its energy and then ..."  </w:t>
+      </w:r>
+      <w:r>
+        <w:rPr>
+          <w:b/>
+          <w:color w:val="2B6CB0"/>
+          <w:sz w:val="18"/>
+        </w:rPr>
+        <w:t>[Ans: N/A]</w:t>
+      </w:r>
+    </w:p>
+    <w:p>
+      <w:pPr>
+        <w:pStyle w:val="ListBullet"/>
+        <w:spacing w:after="40"/>
+      </w:pPr>
+      <w:r>
+        <w:rPr>
+          <w:b/>
+          <w:sz w:val="18"/>
+        </w:rPr>
+        <w:t xml:space="preserve">[2020 Shift] Q#3 (MCQ): </w:t>
+      </w:r>
+      <w:r>
+        <w:rPr>
+          <w:sz w:val="18"/>
+        </w:rPr>
+        <w:t xml:space="preserve">"A body is initially at rest. It undergoes one-dimensional motion with constant acceleration. The power delivered to it at time t is propor..."  </w:t>
       </w:r>
       <w:r>
         <w:rPr>
@@ -660,6 +1047,127 @@
               <w:t>Solution Analysis:</w:t>
               <w:br/>
               <w:t>The body is on a frictionless table, so the applied force produces acceleration without any loss due to friction. Given, F=5N m=5kg Using Newton’s second law, F=ma So, a=(F / m)=(5 / 5)=1m s^-2 The body starts from rest, so u=0 Time, t=10s Using v=u+at we get v=0+1 × 10=10m s^-1 Initial kinetic energy is zero because the body is initially at rest. Final kinetic energy is K=(1 / 2)mv^2 K=(1 / 2) × 5 × (10)^2 K=(1 / 2) × 5 × 100=250J So, the change in kinetic energy of the body in 10 s is 250J Correct option: Option D.</w:t>
+            </w:r>
+          </w:p>
+        </w:tc>
+      </w:tr>
+    </w:tbl>
+    <w:p>
+      <w:pPr>
+        <w:spacing w:after="120"/>
+      </w:pPr>
+    </w:p>
+    <w:p>
+      <w:pPr>
+        <w:spacing w:before="160" w:after="40"/>
+      </w:pPr>
+      <w:r>
+        <w:rPr>
+          <w:b/>
+          <w:color w:val="1A365D"/>
+          <w:sz w:val="22"/>
+        </w:rPr>
+        <w:t>Benchmark Problem 2: KCET 2023 (Q#1)</w:t>
+      </w:r>
+    </w:p>
+    <w:p>
+      <w:pPr>
+        <w:spacing w:after="80"/>
+      </w:pPr>
+      <w:r>
+        <w:rPr>
+          <w:sz w:val="20"/>
+        </w:rPr>
+        <w:t>A ball of mass 0.2kg is thrown vertically down from a height of 10m . It collides with the floor and loses 50% of its energy and then rises back to the same height. The value of its initial velocity is</w:t>
+      </w:r>
+    </w:p>
+    <w:p>
+      <w:pPr>
+        <w:pStyle w:val="ListBullet"/>
+        <w:spacing w:after="20"/>
+      </w:pPr>
+      <w:r>
+        <w:rPr>
+          <w:sz w:val="19"/>
+        </w:rPr>
+        <w:t>(A) Zero</w:t>
+      </w:r>
+    </w:p>
+    <w:p>
+      <w:pPr>
+        <w:pStyle w:val="ListBullet"/>
+        <w:spacing w:after="20"/>
+      </w:pPr>
+      <w:r>
+        <w:rPr>
+          <w:sz w:val="19"/>
+        </w:rPr>
+        <w:t>(B) 14ms^-1</w:t>
+      </w:r>
+    </w:p>
+    <w:p>
+      <w:pPr>
+        <w:pStyle w:val="ListBullet"/>
+        <w:spacing w:after="20"/>
+      </w:pPr>
+      <w:r>
+        <w:rPr>
+          <w:sz w:val="19"/>
+        </w:rPr>
+        <w:t>(C) 196ms^-1</w:t>
+      </w:r>
+    </w:p>
+    <w:p>
+      <w:pPr>
+        <w:pStyle w:val="ListBullet"/>
+        <w:spacing w:after="20"/>
+      </w:pPr>
+      <w:r>
+        <w:rPr>
+          <w:sz w:val="19"/>
+        </w:rPr>
+        <w:t>(D) 20ms^-1</w:t>
+      </w:r>
+    </w:p>
+    <w:tbl>
+      <w:tblPr>
+        <w:tblW w:type="auto" w:w="0"/>
+        <w:jc w:val="center"/>
+        <w:tblLook w:firstColumn="1" w:firstRow="1" w:lastColumn="0" w:lastRow="0" w:noHBand="0" w:noVBand="1" w:val="04A0"/>
+      </w:tblPr>
+      <w:tblGrid>
+        <w:gridCol w:w="10080"/>
+      </w:tblGrid>
+      <w:tr>
+        <w:tc>
+          <w:tcPr>
+            <w:tcW w:type="dxa" w:w="10080"/>
+            <w:shd w:fill="F7FAFC"/>
+            <w:tcMar>
+              <w:top w:w="100" w:type="dxa"/>
+              <w:bottom w:w="100" w:type="dxa"/>
+              <w:left w:w="150" w:type="dxa"/>
+              <w:right w:w="150" w:type="dxa"/>
+            </w:tcMar>
+          </w:tcPr>
+          <w:p>
+            <w:r>
+              <w:rPr>
+                <w:b/>
+                <w:color w:val="1A365D"/>
+                <w:sz w:val="19"/>
+              </w:rPr>
+              <w:t>Correct Answer: None</w:t>
+              <w:br/>
+            </w:r>
+            <w:r>
+              <w:rPr>
+                <w:color w:val="2D3748"/>
+                <w:sz w:val="18"/>
+              </w:rPr>
+              <w:t>Solution Analysis:</w:t>
+              <w:br/>
+              <w:t>Given, mass of the ball, m=0.2kg Height from the surface of floor, ℎ=10m Let initial velocity be u . Total energy as initial point TE=(1 / 2)mv^2+mgℎ After collision, remaining energy =\frac(1 / 2)mu^2+mgℎ2 With this remaining energy the ball bounces upto height ℎ Therefore, \frac(1 / 2)mu^2+mgℎ2=mgℎ ⇒ (1 / 2)mu^2+mgℎ=2mgℎ ⇒ u^2 =√(2gℎ) =√(2 × 10 × 10)=14m/s</w:t>
             </w:r>
           </w:p>
         </w:tc>

--- a/data/exports/kcet-work-energy-and-power_revision_notes.docx
+++ b/data/exports/kcet-work-energy-and-power_revision_notes.docx
@@ -13,7 +13,7 @@
           <w:color w:val="1A365D"/>
           <w:sz w:val="44"/>
         </w:rPr>
-        <w:t>JEE MAIN REVISION MASTER: WORK, ENERGY AND POWER 2026 2 QUESTIONS 3.33% WEIGHTAGE ↑99.4%</w:t>
+        <w:t>JEE MAIN REVISION MASTER: WORK, ENERGY AND POWER</w:t>
       </w:r>
     </w:p>
     <w:p>
@@ -296,7 +296,7 @@
               <w:rPr>
                 <w:sz w:val="19"/>
               </w:rPr>
-              <w:t>4 PYQs</w:t>
+              <w:t>3 PYQs</w:t>
             </w:r>
           </w:p>
         </w:tc>
@@ -725,7 +725,7 @@
           <w:color w:val="2B6CB0"/>
           <w:sz w:val="24"/>
         </w:rPr>
-        <w:t>3.2 Power &amp; Collisions (Elastic &amp; Inelastic) (Moderate Yield — 4 PYQs)</w:t>
+        <w:t>3.2 Power &amp; Collisions (Elastic &amp; Inelastic) (Moderate Yield — 3 PYQs)</w:t>
       </w:r>
     </w:p>
     <w:p>
@@ -848,33 +848,6 @@
           <w:b/>
           <w:sz w:val="18"/>
         </w:rPr>
-        <w:t xml:space="preserve">[2024 Shift] Q#4 (MCQ): </w:t>
-      </w:r>
-      <w:r>
-        <w:rPr>
-          <w:sz w:val="18"/>
-        </w:rPr>
-        <w:t xml:space="preserve">"A particle of mass 500 g is at rest. It is free to move along a straight line. The power delivered to the particle varies with time accordin..."  </w:t>
-      </w:r>
-      <w:r>
-        <w:rPr>
-          <w:b/>
-          <w:color w:val="2B6CB0"/>
-          <w:sz w:val="18"/>
-        </w:rPr>
-        <w:t>[Ans: N/A]</w:t>
-      </w:r>
-    </w:p>
-    <w:p>
-      <w:pPr>
-        <w:pStyle w:val="ListBullet"/>
-        <w:spacing w:after="40"/>
-      </w:pPr>
-      <w:r>
-        <w:rPr>
-          <w:b/>
-          <w:sz w:val="18"/>
-        </w:rPr>
         <w:t xml:space="preserve">[2023 Shift] Q#1 (MCQ): </w:t>
       </w:r>
       <w:r>
@@ -909,6 +882,33 @@
           <w:sz w:val="18"/>
         </w:rPr>
         <w:t xml:space="preserve">"A body is initially at rest. It undergoes one-dimensional motion with constant acceleration. The power delivered to it at time t is propor..."  </w:t>
+      </w:r>
+      <w:r>
+        <w:rPr>
+          <w:b/>
+          <w:color w:val="2B6CB0"/>
+          <w:sz w:val="18"/>
+        </w:rPr>
+        <w:t>[Ans: N/A]</w:t>
+      </w:r>
+    </w:p>
+    <w:p>
+      <w:pPr>
+        <w:pStyle w:val="ListBullet"/>
+        <w:spacing w:after="40"/>
+      </w:pPr>
+      <w:r>
+        <w:rPr>
+          <w:b/>
+          <w:sz w:val="18"/>
+        </w:rPr>
+        <w:t xml:space="preserve">[2017 Shift] Q#1 (MCQ): </w:t>
+      </w:r>
+      <w:r>
+        <w:rPr>
+          <w:sz w:val="18"/>
+        </w:rPr>
+        <w:t xml:space="preserve">"A motor pump lifts 6 tonnes of water from a well of depth 25 m to the first floor of height 35 m from the ground floor in 20 minutes. The po..."  </w:t>
       </w:r>
       <w:r>
         <w:rPr>

--- a/data/exports/kcet-work-energy-and-power_revision_notes.docx
+++ b/data/exports/kcet-work-energy-and-power_revision_notes.docx
@@ -276,7 +276,7 @@
                 <w:color w:val="2D3748"/>
                 <w:sz w:val="19"/>
               </w:rPr>
-              <w:t>Power &amp; Collisions (Elastic &amp; Inelastic)</w:t>
+              <w:t>Power &amp; Collisions (Elastic and Inelastic)</w:t>
             </w:r>
           </w:p>
         </w:tc>
@@ -439,7 +439,7 @@
                 <w:color w:val="2D3748"/>
                 <w:sz w:val="19"/>
               </w:rPr>
-              <w:t>W_{\text{net}} = \Delta K, \quad W_{\text{ext}} = \Delta K + \Delta U, \quad F = -\frac{dU}{dx}, \quad U_{\text{spring}} = \frac{1}{2}kx^2</w:t>
+              <w:t>W = \int F dx = \\Delta K, \quad U_{\text{spring}} = \frac{1}{2} k x^2, \quad P = \vec{F} \cdot \vec{v} = \frac{dW}{dt}</w:t>
             </w:r>
           </w:p>
         </w:tc>
@@ -463,7 +463,7 @@
                 <w:color w:val="1A365D"/>
                 <w:sz w:val="19"/>
               </w:rPr>
-              <w:t>Power &amp; Collisions (Elastic &amp; Inelastic)</w:t>
+              <w:t>Power &amp; Collisions (Elastic and Inelastic)</w:t>
             </w:r>
           </w:p>
         </w:tc>
@@ -485,7 +485,7 @@
                 <w:color w:val="2D3748"/>
                 <w:sz w:val="19"/>
               </w:rPr>
-              <w:t>P = \vec{F} \cdot \vec{v} = \frac{dW}{dt}, \quad e = \frac{v_2 - v_1}{u_1 - u_2}, \quad \Delta K_{\text{loss}} = \frac{m_1 m_2}{2(m_1 + m_2)}(1 - e^2)(u_1 - u_2)^2</w:t>
+              <w:t>e = \frac{v_2 - v_1}{u_1 - u_2}, \quad v_{\text{common}} = \frac{m_1 u_1 + m_2 u_2}{m_1 + m_2}, \quad \\Delta K = \frac{m_1 m_2 (1-e^2)}{2(m_1+m_2)}(u_1 - u_2)^2</w:t>
             </w:r>
           </w:p>
         </w:tc>
@@ -532,7 +532,7 @@
         <w:rPr>
           <w:sz w:val="20"/>
         </w:rPr>
-        <w:t>Work-energy theorem relating net work to change in kinetic energy, and potential energy gradients for conservative forces.</w:t>
+        <w:t>Work-Energy Theorem: W_(net) = Δ K = K_f - K_i. Work done by variable force is area under F-x curve. Potential energy of spring U = (1 / 2)kx^2. Mechanical energy E = K + U is conserved under conservative forces.</w:t>
       </w:r>
     </w:p>
     <w:tbl>
@@ -570,7 +570,7 @@
                 <w:color w:val="2D3748"/>
                 <w:sz w:val="19"/>
               </w:rPr>
-              <w:t>Work done by static friction on a pure-rolling body is strictly ZERO because the point of contact is instantaneously at rest.</w:t>
+              <w:t>Work done by a perpendicular force (like centripetal force or magnetic Lorentz force) is strictly ZERO (W=0).</w:t>
             </w:r>
           </w:p>
         </w:tc>
@@ -611,7 +611,7 @@
                 <w:color w:val="2D3748"/>
                 <w:sz w:val="19"/>
               </w:rPr>
-              <w:t>Stable equilibrium occurs where (dU / dx) = 0 and (d^2U / dx^2) &gt; 0 (local potential minimum).</w:t>
+              <w:t>Relation between kinetic energy K and momentum p: K = (p^2 / 2m). If momentum increases by 100\%, kinetic energy increases by 300\%!</w:t>
             </w:r>
           </w:p>
         </w:tc>
@@ -725,7 +725,7 @@
           <w:color w:val="2B6CB0"/>
           <w:sz w:val="24"/>
         </w:rPr>
-        <w:t>3.2 Power &amp; Collisions (Elastic &amp; Inelastic) (Moderate Yield — 3 PYQs)</w:t>
+        <w:t>3.2 Power &amp; Collisions (Elastic and Inelastic) (Moderate Yield — 3 PYQs)</w:t>
       </w:r>
     </w:p>
     <w:p>
@@ -740,7 +740,7 @@
         <w:rPr>
           <w:sz w:val="20"/>
         </w:rPr>
-        <w:t>Instantaneous power delivery, linear momentum conservation, and coefficient of restitution in 1D and 2D impacts.</w:t>
+        <w:t>Instantaneous power P = vec(F) · vec(v). Coefficient of restitution e = (velocity of separation / velocity of approach). In 1D elastic collision (e=1) between equal masses (m_1=m_2), velocities are completely exchanged! In perfectly inelastic collision (e=0), bodies stick together with common speed v = (m_1 u_1 + m_2 u_2 / m_1 + m_2).</w:t>
       </w:r>
     </w:p>
     <w:tbl>
@@ -778,7 +778,7 @@
                 <w:color w:val="2D3748"/>
                 <w:sz w:val="19"/>
               </w:rPr>
-              <w:t>In perfectly inelastic collisions (e = 0), momentum is conserved, but kinetic energy is NOT conserved.</w:t>
+              <w:t>Momentum is conserved in ALL collisions (elastic or inelastic); kinetic energy is conserved ONLY in perfectly elastic collisions.</w:t>
             </w:r>
           </w:p>
         </w:tc>
@@ -819,7 +819,7 @@
                 <w:color w:val="2D3748"/>
                 <w:sz w:val="19"/>
               </w:rPr>
-              <w:t>For two equal masses undergoing head-on elastic collision (e = 1), they completely exchange velocities.</w:t>
+              <w:t>When a moving body hits an identical stationary body elastically (m_1=m_2, u_2=0), the incident body stops dead (v_1=0) and the target moves off with speed v_2 = u_1.</w:t>
             </w:r>
           </w:p>
         </w:tc>
